--- a/CÔNG TY TNHH CÔNG NGHỆ KIM LOẠI CHÂU Á/ChauA_ThayDoiThanhVien_DDPL/ChauA_NghiQuyetHDTV.docx
+++ b/CÔNG TY TNHH CÔNG NGHỆ KIM LOẠI CHÂU Á/ChauA_ThayDoiThanhVien_DDPL/ChauA_NghiQuyetHDTV.docx
@@ -203,7 +203,39 @@
                 <w:i/>
                 <w:sz w:val="24"/>
               </w:rPr>
-              <w:t>TP. Hồ Chí Minh, Ngày 04 tháng 02 năm 2026</w:t>
+              <w:t xml:space="preserve">TP. Hồ Chí Minh, Ngày </w:t>
+            </w:r>
+            <w:r>
+              <w:rPr>
+                <w:rFonts w:ascii="Times New Roman" w:hAnsi="Times New Roman"/>
+                <w:i/>
+                <w:sz w:val="24"/>
+              </w:rPr>
+              <w:t>2</w:t>
+            </w:r>
+            <w:r>
+              <w:rPr>
+                <w:rFonts w:ascii="Times New Roman" w:hAnsi="Times New Roman"/>
+                <w:i/>
+                <w:sz w:val="24"/>
+              </w:rPr>
+              <w:t xml:space="preserve"> tháng 0</w:t>
+            </w:r>
+            <w:r>
+              <w:rPr>
+                <w:rFonts w:ascii="Times New Roman" w:hAnsi="Times New Roman"/>
+                <w:i/>
+                <w:sz w:val="24"/>
+              </w:rPr>
+              <w:t>3</w:t>
+            </w:r>
+            <w:r>
+              <w:rPr>
+                <w:rFonts w:ascii="Times New Roman" w:hAnsi="Times New Roman"/>
+                <w:i/>
+                <w:sz w:val="24"/>
+              </w:rPr>
+              <w:t xml:space="preserve"> năm 2026</w:t>
             </w:r>
           </w:p>
         </w:tc>
@@ -433,7 +465,41 @@
           <w:i/>
           <w:sz w:val="24"/>
         </w:rPr>
-        <w:t>Căn cứ biên bản họp Hội đồng thành viên ngày 04/02/2026;</w:t>
+        <w:t>Căn cứ biên bản họp Hội đồng thành viên ngày 0</w:t>
+      </w:r>
+      <w:r>
+        <w:rPr>
+          <w:rFonts w:ascii="Times New Roman" w:hAnsi="Times New Roman"/>
+          <w:i/>
+          <w:sz w:val="24"/>
+        </w:rPr>
+        <w:t>2</w:t>
+      </w:r>
+      <w:r>
+        <w:rPr>
+          <w:rFonts w:ascii="Times New Roman" w:hAnsi="Times New Roman"/>
+          <w:i/>
+          <w:sz w:val="24"/>
+        </w:rPr>
+        <w:t>/0</w:t>
+      </w:r>
+      <w:r>
+        <w:rPr>
+          <w:rFonts w:ascii="Times New Roman" w:hAnsi="Times New Roman"/>
+          <w:i/>
+          <w:sz w:val="24"/>
+        </w:rPr>
+        <w:t>3</w:t>
+      </w:r>
+      <w:bookmarkStart w:id="0" w:name="_GoBack"/>
+      <w:bookmarkEnd w:id="0"/>
+      <w:r>
+        <w:rPr>
+          <w:rFonts w:ascii="Times New Roman" w:hAnsi="Times New Roman"/>
+          <w:i/>
+          <w:sz w:val="24"/>
+        </w:rPr>
+        <w:t>/2026;</w:t>
       </w:r>
     </w:p>
     <w:p>
@@ -634,7 +700,7 @@
         <w:ind w:left="0" w:right="0" w:firstLine="360"/>
         <w:jc w:val="both"/>
         <w:rPr>
-          <w:rFonts w:ascii="Times New Roman" w:hAnsi="Times New Roman" w:cs="Times New Roman"/>
+          <w:rFonts w:ascii="Times New Roman" w:hAnsi="Times New Roman"/>
           <w:sz w:val="26"/>
           <w:szCs w:val="26"/>
         </w:rPr>
@@ -654,16 +720,995 @@
           <w:sz w:val="26"/>
           <w:szCs w:val="26"/>
         </w:rPr>
-        <w:t>: Thay đổi người đại diện theo pháp luật: Miễn nhiệm bà TRƯƠNG NGỌC DIỄM khỏi chức danh Giám đốc và Người đại diện theo pháp luật. Bổ nhiệm ông TRƯƠNG QUỐC TÂM giữ chức danh Giám đốc và là Người đại diện theo pháp luật của Công ty; đồng thời bổ nhiệm ông HUANG, PINGHUA giữ chức danh Phó Giám đốc và là Người đại diện theo pháp luật thứ hai của Công ty.</w:t>
-      </w:r>
-    </w:p>
-    <w:p>
-      <w:pPr>
+        <w:t xml:space="preserve">: Thay đổi người đại diện theo pháp luật: </w:t>
+      </w:r>
+    </w:p>
+    <w:p>
+      <w:pPr>
+        <w:pStyle w:val="ListParagraph"/>
+        <w:numPr>
+          <w:ilvl w:val="0"/>
+          <w:numId w:val="8"/>
+        </w:numPr>
         <w:spacing w:after="120" w:line="240" w:lineRule="auto"/>
-        <w:ind w:left="0" w:right="0" w:firstLine="360"/>
+        <w:ind w:right="0"/>
         <w:jc w:val="both"/>
         <w:rPr>
-          <w:rFonts w:ascii="Times New Roman" w:hAnsi="Times New Roman" w:cs="Times New Roman"/>
+          <w:rFonts w:ascii="Times New Roman" w:hAnsi="Times New Roman"/>
+          <w:sz w:val="28"/>
+          <w:szCs w:val="28"/>
+        </w:rPr>
+      </w:pPr>
+      <w:r>
+        <w:rPr>
+          <w:rFonts w:ascii="Times New Roman" w:hAnsi="Times New Roman"/>
+          <w:sz w:val="28"/>
+          <w:szCs w:val="28"/>
+        </w:rPr>
+        <w:t>Miễn nhiệm người đại diện pháp luật:</w:t>
+      </w:r>
+    </w:p>
+    <w:p>
+      <w:pPr>
+        <w:pStyle w:val="ListParagraph"/>
+        <w:numPr>
+          <w:ilvl w:val="2"/>
+          <w:numId w:val="8"/>
+        </w:numPr>
+        <w:spacing w:after="120" w:line="240" w:lineRule="auto"/>
+        <w:ind w:right="0"/>
+        <w:jc w:val="both"/>
+        <w:rPr>
+          <w:rFonts w:ascii="Times New Roman" w:hAnsi="Times New Roman"/>
+          <w:sz w:val="28"/>
+          <w:szCs w:val="28"/>
+        </w:rPr>
+      </w:pPr>
+      <w:r>
+        <w:rPr>
+          <w:rFonts w:ascii="Times New Roman" w:hAnsi="Times New Roman"/>
+          <w:sz w:val="28"/>
+          <w:szCs w:val="28"/>
+        </w:rPr>
+        <w:t xml:space="preserve">Họ tên: </w:t>
+      </w:r>
+      <w:r>
+        <w:rPr>
+          <w:rFonts w:ascii="Times New Roman" w:hAnsi="Times New Roman"/>
+          <w:sz w:val="28"/>
+          <w:szCs w:val="28"/>
+        </w:rPr>
+        <w:t>TRƯƠNG NGỌC DIỄM</w:t>
+      </w:r>
+    </w:p>
+    <w:p>
+      <w:pPr>
+        <w:pStyle w:val="ListParagraph"/>
+        <w:numPr>
+          <w:ilvl w:val="2"/>
+          <w:numId w:val="8"/>
+        </w:numPr>
+        <w:spacing w:after="120" w:line="240" w:lineRule="auto"/>
+        <w:ind w:right="0"/>
+        <w:jc w:val="both"/>
+        <w:rPr>
+          <w:rFonts w:ascii="Times New Roman" w:hAnsi="Times New Roman"/>
+          <w:sz w:val="28"/>
+          <w:szCs w:val="28"/>
+        </w:rPr>
+      </w:pPr>
+      <w:r>
+        <w:rPr>
+          <w:rFonts w:ascii="Times New Roman" w:hAnsi="Times New Roman"/>
+          <w:sz w:val="28"/>
+          <w:szCs w:val="28"/>
+        </w:rPr>
+        <w:t>Sinh ngày: 26/08/1978</w:t>
+      </w:r>
+    </w:p>
+    <w:p>
+      <w:pPr>
+        <w:pStyle w:val="ListParagraph"/>
+        <w:numPr>
+          <w:ilvl w:val="2"/>
+          <w:numId w:val="8"/>
+        </w:numPr>
+        <w:spacing w:after="120" w:line="240" w:lineRule="auto"/>
+        <w:ind w:right="0"/>
+        <w:jc w:val="both"/>
+        <w:rPr>
+          <w:rFonts w:ascii="Times New Roman" w:hAnsi="Times New Roman"/>
+          <w:sz w:val="28"/>
+          <w:szCs w:val="28"/>
+        </w:rPr>
+      </w:pPr>
+      <w:r>
+        <w:rPr>
+          <w:rFonts w:ascii="Times New Roman" w:hAnsi="Times New Roman"/>
+          <w:sz w:val="28"/>
+          <w:szCs w:val="28"/>
+        </w:rPr>
+        <w:t>Chức danh: Giám đốc</w:t>
+      </w:r>
+    </w:p>
+    <w:p>
+      <w:pPr>
+        <w:pStyle w:val="ListParagraph"/>
+        <w:numPr>
+          <w:ilvl w:val="2"/>
+          <w:numId w:val="8"/>
+        </w:numPr>
+        <w:spacing w:after="120" w:line="240" w:lineRule="auto"/>
+        <w:ind w:right="0"/>
+        <w:jc w:val="both"/>
+        <w:rPr>
+          <w:rFonts w:ascii="Times New Roman" w:hAnsi="Times New Roman"/>
+          <w:sz w:val="28"/>
+          <w:szCs w:val="28"/>
+        </w:rPr>
+      </w:pPr>
+      <w:r>
+        <w:rPr>
+          <w:rFonts w:ascii="Times New Roman" w:hAnsi="Times New Roman"/>
+          <w:sz w:val="28"/>
+          <w:szCs w:val="28"/>
+        </w:rPr>
+        <w:t>Giới tính: Nữ</w:t>
+      </w:r>
+    </w:p>
+    <w:p>
+      <w:pPr>
+        <w:pStyle w:val="ListParagraph"/>
+        <w:numPr>
+          <w:ilvl w:val="2"/>
+          <w:numId w:val="8"/>
+        </w:numPr>
+        <w:spacing w:after="120" w:line="240" w:lineRule="auto"/>
+        <w:ind w:right="0"/>
+        <w:jc w:val="both"/>
+        <w:rPr>
+          <w:rFonts w:ascii="Times New Roman" w:hAnsi="Times New Roman"/>
+          <w:sz w:val="28"/>
+          <w:szCs w:val="28"/>
+        </w:rPr>
+      </w:pPr>
+      <w:r>
+        <w:rPr>
+          <w:rFonts w:ascii="Times New Roman" w:hAnsi="Times New Roman"/>
+          <w:sz w:val="26"/>
+          <w:szCs w:val="26"/>
+        </w:rPr>
+        <w:t>Số định danh cá nhân</w:t>
+      </w:r>
+      <w:r>
+        <w:rPr>
+          <w:rFonts w:ascii="Times New Roman" w:hAnsi="Times New Roman"/>
+          <w:sz w:val="28"/>
+          <w:szCs w:val="28"/>
+        </w:rPr>
+        <w:t>: 086178000407</w:t>
+      </w:r>
+    </w:p>
+    <w:p>
+      <w:pPr>
+        <w:pStyle w:val="ListParagraph"/>
+        <w:numPr>
+          <w:ilvl w:val="2"/>
+          <w:numId w:val="8"/>
+        </w:numPr>
+        <w:spacing w:after="120" w:line="240" w:lineRule="auto"/>
+        <w:ind w:right="0"/>
+        <w:jc w:val="both"/>
+        <w:rPr>
+          <w:rFonts w:ascii="Times New Roman" w:hAnsi="Times New Roman"/>
+          <w:sz w:val="28"/>
+          <w:szCs w:val="28"/>
+        </w:rPr>
+      </w:pPr>
+      <w:r>
+        <w:rPr>
+          <w:rFonts w:ascii="Times New Roman" w:hAnsi="Times New Roman"/>
+          <w:sz w:val="26"/>
+          <w:szCs w:val="26"/>
+        </w:rPr>
+        <w:t>Địa chỉ liên lạc</w:t>
+      </w:r>
+      <w:r>
+        <w:rPr>
+          <w:rFonts w:ascii="Times New Roman" w:hAnsi="Times New Roman"/>
+          <w:sz w:val="28"/>
+          <w:szCs w:val="28"/>
+        </w:rPr>
+        <w:t>:</w:t>
+      </w:r>
+      <w:r>
+        <w:rPr>
+          <w:rFonts w:ascii="Times New Roman" w:hAnsi="Times New Roman"/>
+          <w:sz w:val="28"/>
+          <w:szCs w:val="28"/>
+        </w:rPr>
+        <w:t xml:space="preserve"> </w:t>
+      </w:r>
+      <w:r>
+        <w:rPr>
+          <w:rFonts w:ascii="Times New Roman" w:hAnsi="Times New Roman"/>
+          <w:sz w:val="28"/>
+          <w:szCs w:val="28"/>
+        </w:rPr>
+        <w:t>141A1 Nguyễn Văn Hưởng, Phường An Khánh, Thành phố Hồ Chí Minh</w:t>
+      </w:r>
+      <w:r>
+        <w:rPr>
+          <w:rFonts w:ascii="Times New Roman" w:hAnsi="Times New Roman"/>
+          <w:sz w:val="28"/>
+          <w:szCs w:val="28"/>
+        </w:rPr>
+        <w:t>, Việt Nam</w:t>
+      </w:r>
+    </w:p>
+    <w:p>
+      <w:pPr>
+        <w:pStyle w:val="ListParagraph"/>
+        <w:numPr>
+          <w:ilvl w:val="1"/>
+          <w:numId w:val="8"/>
+        </w:numPr>
+        <w:spacing w:after="120" w:line="240" w:lineRule="auto"/>
+        <w:ind w:right="0"/>
+        <w:jc w:val="both"/>
+        <w:rPr>
+          <w:rFonts w:ascii="Times New Roman" w:hAnsi="Times New Roman"/>
+          <w:sz w:val="28"/>
+          <w:szCs w:val="28"/>
+        </w:rPr>
+      </w:pPr>
+      <w:r>
+        <w:rPr>
+          <w:rFonts w:ascii="Times New Roman" w:hAnsi="Times New Roman"/>
+          <w:sz w:val="26"/>
+          <w:szCs w:val="26"/>
+        </w:rPr>
+        <w:t>Bổ nhiệm người đại diện pháp luật thứ 1:</w:t>
+      </w:r>
+    </w:p>
+    <w:p>
+      <w:pPr>
+        <w:pStyle w:val="ListParagraph"/>
+        <w:numPr>
+          <w:ilvl w:val="2"/>
+          <w:numId w:val="8"/>
+        </w:numPr>
+        <w:spacing w:after="120" w:line="240" w:lineRule="auto"/>
+        <w:ind w:right="0"/>
+        <w:jc w:val="both"/>
+        <w:rPr>
+          <w:rFonts w:ascii="Times New Roman" w:hAnsi="Times New Roman"/>
+          <w:sz w:val="28"/>
+          <w:szCs w:val="28"/>
+        </w:rPr>
+      </w:pPr>
+      <w:r>
+        <w:rPr>
+          <w:rFonts w:ascii="Times New Roman" w:hAnsi="Times New Roman"/>
+          <w:sz w:val="28"/>
+          <w:szCs w:val="28"/>
+        </w:rPr>
+        <w:t xml:space="preserve">Họ tên: </w:t>
+      </w:r>
+      <w:r>
+        <w:rPr>
+          <w:rFonts w:ascii="Times New Roman" w:hAnsi="Times New Roman"/>
+          <w:sz w:val="26"/>
+          <w:szCs w:val="26"/>
+        </w:rPr>
+        <w:t>TRƯƠNG QUỐC TÂM</w:t>
+      </w:r>
+    </w:p>
+    <w:p>
+      <w:pPr>
+        <w:pStyle w:val="ListParagraph"/>
+        <w:numPr>
+          <w:ilvl w:val="2"/>
+          <w:numId w:val="8"/>
+        </w:numPr>
+        <w:spacing w:after="120" w:line="240" w:lineRule="auto"/>
+        <w:ind w:right="0"/>
+        <w:jc w:val="both"/>
+        <w:rPr>
+          <w:rFonts w:ascii="Times New Roman" w:hAnsi="Times New Roman"/>
+          <w:sz w:val="28"/>
+          <w:szCs w:val="28"/>
+        </w:rPr>
+      </w:pPr>
+      <w:r>
+        <w:rPr>
+          <w:rFonts w:ascii="Times New Roman" w:hAnsi="Times New Roman"/>
+          <w:sz w:val="28"/>
+          <w:szCs w:val="28"/>
+        </w:rPr>
+        <w:t xml:space="preserve">Sinh ngày: </w:t>
+      </w:r>
+      <w:r>
+        <w:rPr>
+          <w:rFonts w:ascii="Times New Roman" w:hAnsi="Times New Roman"/>
+          <w:sz w:val="26"/>
+          <w:szCs w:val="26"/>
+        </w:rPr>
+        <w:t>10/05/1989</w:t>
+      </w:r>
+    </w:p>
+    <w:p>
+      <w:pPr>
+        <w:pStyle w:val="ListParagraph"/>
+        <w:numPr>
+          <w:ilvl w:val="2"/>
+          <w:numId w:val="8"/>
+        </w:numPr>
+        <w:spacing w:after="120" w:line="240" w:lineRule="auto"/>
+        <w:ind w:right="0"/>
+        <w:jc w:val="both"/>
+        <w:rPr>
+          <w:rFonts w:ascii="Times New Roman" w:hAnsi="Times New Roman"/>
+          <w:sz w:val="28"/>
+          <w:szCs w:val="28"/>
+        </w:rPr>
+      </w:pPr>
+      <w:r>
+        <w:rPr>
+          <w:rFonts w:ascii="Times New Roman" w:hAnsi="Times New Roman"/>
+          <w:sz w:val="28"/>
+          <w:szCs w:val="28"/>
+        </w:rPr>
+        <w:lastRenderedPageBreak/>
+        <w:t xml:space="preserve">Giới tính: </w:t>
+      </w:r>
+      <w:r>
+        <w:rPr>
+          <w:rFonts w:ascii="Times New Roman" w:hAnsi="Times New Roman"/>
+          <w:sz w:val="26"/>
+          <w:szCs w:val="26"/>
+          <w:lang w:val="vi-VN"/>
+        </w:rPr>
+        <w:t>N</w:t>
+      </w:r>
+      <w:r>
+        <w:rPr>
+          <w:rFonts w:ascii="Times New Roman" w:hAnsi="Times New Roman"/>
+          <w:sz w:val="26"/>
+          <w:szCs w:val="26"/>
+        </w:rPr>
+        <w:t>am</w:t>
+      </w:r>
+    </w:p>
+    <w:p>
+      <w:pPr>
+        <w:pStyle w:val="ListParagraph"/>
+        <w:numPr>
+          <w:ilvl w:val="2"/>
+          <w:numId w:val="8"/>
+        </w:numPr>
+        <w:spacing w:after="120" w:line="240" w:lineRule="auto"/>
+        <w:ind w:right="0"/>
+        <w:jc w:val="both"/>
+        <w:rPr>
+          <w:rFonts w:ascii="Times New Roman" w:hAnsi="Times New Roman"/>
+          <w:sz w:val="28"/>
+          <w:szCs w:val="28"/>
+        </w:rPr>
+      </w:pPr>
+      <w:r>
+        <w:rPr>
+          <w:rFonts w:ascii="Times New Roman" w:hAnsi="Times New Roman"/>
+          <w:sz w:val="26"/>
+          <w:szCs w:val="26"/>
+        </w:rPr>
+        <w:t>Số định danh cá nhân</w:t>
+      </w:r>
+      <w:r>
+        <w:rPr>
+          <w:rFonts w:ascii="Times New Roman" w:hAnsi="Times New Roman"/>
+          <w:sz w:val="28"/>
+          <w:szCs w:val="28"/>
+        </w:rPr>
+        <w:t xml:space="preserve">: </w:t>
+      </w:r>
+      <w:r>
+        <w:rPr>
+          <w:rFonts w:ascii="Times New Roman" w:hAnsi="Times New Roman"/>
+          <w:sz w:val="26"/>
+          <w:szCs w:val="26"/>
+        </w:rPr>
+        <w:t>086089011231</w:t>
+      </w:r>
+    </w:p>
+    <w:p>
+      <w:pPr>
+        <w:pStyle w:val="ListParagraph"/>
+        <w:numPr>
+          <w:ilvl w:val="2"/>
+          <w:numId w:val="8"/>
+        </w:numPr>
+        <w:spacing w:after="120" w:line="240" w:lineRule="auto"/>
+        <w:ind w:right="0"/>
+        <w:jc w:val="both"/>
+        <w:rPr>
+          <w:rFonts w:ascii="Times New Roman" w:hAnsi="Times New Roman"/>
+          <w:sz w:val="28"/>
+          <w:szCs w:val="28"/>
+        </w:rPr>
+      </w:pPr>
+      <w:r>
+        <w:rPr>
+          <w:rFonts w:ascii="Times New Roman" w:hAnsi="Times New Roman"/>
+          <w:sz w:val="28"/>
+          <w:szCs w:val="28"/>
+        </w:rPr>
+        <w:t>Chức danh: Giám đốc</w:t>
+      </w:r>
+    </w:p>
+    <w:p>
+      <w:pPr>
+        <w:pStyle w:val="ListParagraph"/>
+        <w:numPr>
+          <w:ilvl w:val="2"/>
+          <w:numId w:val="8"/>
+        </w:numPr>
+        <w:spacing w:after="120" w:line="240" w:lineRule="auto"/>
+        <w:ind w:right="0"/>
+        <w:jc w:val="both"/>
+        <w:rPr>
+          <w:rFonts w:ascii="Times New Roman" w:hAnsi="Times New Roman"/>
+          <w:sz w:val="28"/>
+          <w:szCs w:val="28"/>
+        </w:rPr>
+      </w:pPr>
+      <w:r>
+        <w:rPr>
+          <w:rFonts w:ascii="Times New Roman" w:hAnsi="Times New Roman"/>
+          <w:sz w:val="26"/>
+          <w:szCs w:val="26"/>
+        </w:rPr>
+        <w:t>Địa chỉ liên lạc</w:t>
+      </w:r>
+      <w:r>
+        <w:rPr>
+          <w:rFonts w:ascii="Times New Roman" w:hAnsi="Times New Roman"/>
+          <w:sz w:val="28"/>
+          <w:szCs w:val="28"/>
+        </w:rPr>
+        <w:t>:</w:t>
+      </w:r>
+      <w:r>
+        <w:rPr>
+          <w:rFonts w:ascii="Times New Roman" w:hAnsi="Times New Roman"/>
+          <w:sz w:val="28"/>
+          <w:szCs w:val="28"/>
+        </w:rPr>
+        <w:t xml:space="preserve"> </w:t>
+      </w:r>
+      <w:r>
+        <w:rPr>
+          <w:rFonts w:ascii="Times New Roman" w:hAnsi="Times New Roman"/>
+          <w:sz w:val="28"/>
+          <w:szCs w:val="28"/>
+        </w:rPr>
+        <w:t>Thôn An Thành Đông, xã Trung Thành, tỉnh Vĩnh Long</w:t>
+      </w:r>
+      <w:r>
+        <w:rPr>
+          <w:rFonts w:ascii="Times New Roman" w:hAnsi="Times New Roman"/>
+          <w:sz w:val="28"/>
+          <w:szCs w:val="28"/>
+        </w:rPr>
+        <w:t>, Việt Nam</w:t>
+      </w:r>
+    </w:p>
+    <w:p>
+      <w:pPr>
+        <w:pStyle w:val="ListParagraph"/>
+        <w:numPr>
+          <w:ilvl w:val="1"/>
+          <w:numId w:val="8"/>
+        </w:numPr>
+        <w:spacing w:after="120" w:line="240" w:lineRule="auto"/>
+        <w:ind w:right="0"/>
+        <w:jc w:val="both"/>
+        <w:rPr>
+          <w:rFonts w:ascii="Times New Roman" w:hAnsi="Times New Roman"/>
+          <w:sz w:val="28"/>
+          <w:szCs w:val="28"/>
+        </w:rPr>
+      </w:pPr>
+      <w:r>
+        <w:rPr>
+          <w:rFonts w:ascii="Times New Roman" w:hAnsi="Times New Roman"/>
+          <w:sz w:val="26"/>
+          <w:szCs w:val="26"/>
+        </w:rPr>
+        <w:t>Bổ nhiệm người đại diện pháp luật thứ 2:</w:t>
+      </w:r>
+    </w:p>
+    <w:p>
+      <w:pPr>
+        <w:pStyle w:val="ListParagraph"/>
+        <w:numPr>
+          <w:ilvl w:val="2"/>
+          <w:numId w:val="8"/>
+        </w:numPr>
+        <w:spacing w:after="120" w:line="240" w:lineRule="auto"/>
+        <w:ind w:right="0"/>
+        <w:jc w:val="both"/>
+        <w:rPr>
+          <w:rFonts w:ascii="Times New Roman" w:hAnsi="Times New Roman"/>
+          <w:sz w:val="28"/>
+          <w:szCs w:val="28"/>
+        </w:rPr>
+      </w:pPr>
+      <w:r>
+        <w:rPr>
+          <w:rFonts w:ascii="Times New Roman" w:hAnsi="Times New Roman"/>
+          <w:sz w:val="28"/>
+          <w:szCs w:val="28"/>
+        </w:rPr>
+        <w:t xml:space="preserve">Họ tên: </w:t>
+      </w:r>
+      <w:r>
+        <w:rPr>
+          <w:rFonts w:ascii="Times New Roman" w:hAnsi="Times New Roman"/>
+          <w:sz w:val="26"/>
+          <w:szCs w:val="26"/>
+        </w:rPr>
+        <w:t>HUANG, PINGHUA</w:t>
+      </w:r>
+    </w:p>
+    <w:p>
+      <w:pPr>
+        <w:pStyle w:val="ListParagraph"/>
+        <w:numPr>
+          <w:ilvl w:val="2"/>
+          <w:numId w:val="8"/>
+        </w:numPr>
+        <w:spacing w:after="120" w:line="240" w:lineRule="auto"/>
+        <w:ind w:right="0"/>
+        <w:jc w:val="both"/>
+        <w:rPr>
+          <w:rFonts w:ascii="Times New Roman" w:hAnsi="Times New Roman"/>
+          <w:sz w:val="28"/>
+          <w:szCs w:val="28"/>
+        </w:rPr>
+      </w:pPr>
+      <w:r>
+        <w:rPr>
+          <w:rFonts w:ascii="Times New Roman" w:hAnsi="Times New Roman"/>
+          <w:sz w:val="28"/>
+          <w:szCs w:val="28"/>
+        </w:rPr>
+        <w:t xml:space="preserve">Sinh ngày: </w:t>
+      </w:r>
+      <w:r>
+        <w:rPr>
+          <w:rFonts w:ascii="Times New Roman" w:hAnsi="Times New Roman"/>
+          <w:sz w:val="26"/>
+          <w:szCs w:val="26"/>
+        </w:rPr>
+        <w:t>12/07/1979</w:t>
+      </w:r>
+    </w:p>
+    <w:p>
+      <w:pPr>
+        <w:pStyle w:val="ListParagraph"/>
+        <w:numPr>
+          <w:ilvl w:val="2"/>
+          <w:numId w:val="8"/>
+        </w:numPr>
+        <w:spacing w:after="120" w:line="240" w:lineRule="auto"/>
+        <w:ind w:right="0"/>
+        <w:jc w:val="both"/>
+        <w:rPr>
+          <w:rFonts w:ascii="Times New Roman" w:hAnsi="Times New Roman"/>
+          <w:sz w:val="28"/>
+          <w:szCs w:val="28"/>
+        </w:rPr>
+      </w:pPr>
+      <w:r>
+        <w:rPr>
+          <w:rFonts w:ascii="Times New Roman" w:hAnsi="Times New Roman"/>
+          <w:sz w:val="28"/>
+          <w:szCs w:val="28"/>
+        </w:rPr>
+        <w:t xml:space="preserve">Giới tính: </w:t>
+      </w:r>
+      <w:r>
+        <w:rPr>
+          <w:rFonts w:ascii="Times New Roman" w:hAnsi="Times New Roman"/>
+          <w:sz w:val="26"/>
+          <w:szCs w:val="26"/>
+          <w:lang w:val="vi-VN"/>
+        </w:rPr>
+        <w:t>N</w:t>
+      </w:r>
+      <w:r>
+        <w:rPr>
+          <w:rFonts w:ascii="Times New Roman" w:hAnsi="Times New Roman"/>
+          <w:sz w:val="26"/>
+          <w:szCs w:val="26"/>
+        </w:rPr>
+        <w:t>am</w:t>
+      </w:r>
+    </w:p>
+    <w:p>
+      <w:pPr>
+        <w:pStyle w:val="ListParagraph"/>
+        <w:numPr>
+          <w:ilvl w:val="2"/>
+          <w:numId w:val="8"/>
+        </w:numPr>
+        <w:spacing w:after="120" w:line="240" w:lineRule="auto"/>
+        <w:ind w:right="0"/>
+        <w:jc w:val="both"/>
+        <w:rPr>
+          <w:rFonts w:ascii="Times New Roman" w:hAnsi="Times New Roman"/>
+          <w:sz w:val="28"/>
+          <w:szCs w:val="28"/>
+        </w:rPr>
+      </w:pPr>
+      <w:r>
+        <w:rPr>
+          <w:rFonts w:ascii="Times New Roman" w:hAnsi="Times New Roman"/>
+          <w:sz w:val="26"/>
+          <w:szCs w:val="26"/>
+        </w:rPr>
+        <w:t>Số định danh cá nhân</w:t>
+      </w:r>
+      <w:r>
+        <w:rPr>
+          <w:rFonts w:ascii="Times New Roman" w:hAnsi="Times New Roman"/>
+          <w:sz w:val="28"/>
+          <w:szCs w:val="28"/>
+        </w:rPr>
+        <w:t xml:space="preserve">: </w:t>
+      </w:r>
+    </w:p>
+    <w:p>
+      <w:pPr>
+        <w:pStyle w:val="ListParagraph"/>
+        <w:numPr>
+          <w:ilvl w:val="2"/>
+          <w:numId w:val="8"/>
+        </w:numPr>
+        <w:spacing w:after="120" w:line="240" w:lineRule="auto"/>
+        <w:ind w:right="0"/>
+        <w:jc w:val="both"/>
+        <w:rPr>
+          <w:rFonts w:ascii="Times New Roman" w:hAnsi="Times New Roman"/>
+          <w:sz w:val="28"/>
+          <w:szCs w:val="28"/>
+        </w:rPr>
+      </w:pPr>
+      <w:r>
+        <w:rPr>
+          <w:rFonts w:ascii="Times New Roman" w:hAnsi="Times New Roman"/>
+          <w:sz w:val="28"/>
+          <w:szCs w:val="28"/>
+        </w:rPr>
+        <w:t xml:space="preserve">Chức danh: </w:t>
+      </w:r>
+      <w:r>
+        <w:rPr>
+          <w:rFonts w:ascii="Times New Roman" w:hAnsi="Times New Roman"/>
+          <w:sz w:val="26"/>
+          <w:szCs w:val="26"/>
+        </w:rPr>
+        <w:t>Phó giám đốc</w:t>
+      </w:r>
+    </w:p>
+    <w:p>
+      <w:pPr>
+        <w:pStyle w:val="ListParagraph"/>
+        <w:numPr>
+          <w:ilvl w:val="2"/>
+          <w:numId w:val="8"/>
+        </w:numPr>
+        <w:spacing w:after="120" w:line="240" w:lineRule="auto"/>
+        <w:ind w:right="0"/>
+        <w:jc w:val="both"/>
+        <w:rPr>
+          <w:rFonts w:ascii="Times New Roman" w:hAnsi="Times New Roman"/>
+          <w:sz w:val="28"/>
+          <w:szCs w:val="28"/>
+        </w:rPr>
+      </w:pPr>
+      <w:r>
+        <w:rPr>
+          <w:rFonts w:ascii="Times New Roman" w:hAnsi="Times New Roman"/>
+          <w:sz w:val="26"/>
+          <w:szCs w:val="26"/>
+        </w:rPr>
+        <w:t>Quốc tịch: Trung Quốc</w:t>
+      </w:r>
+    </w:p>
+    <w:p>
+      <w:pPr>
+        <w:pStyle w:val="ListParagraph"/>
+        <w:numPr>
+          <w:ilvl w:val="2"/>
+          <w:numId w:val="8"/>
+        </w:numPr>
+        <w:spacing w:after="120" w:line="240" w:lineRule="auto"/>
+        <w:ind w:right="0"/>
+        <w:jc w:val="both"/>
+        <w:rPr>
+          <w:rFonts w:ascii="Times New Roman" w:hAnsi="Times New Roman"/>
+          <w:sz w:val="28"/>
+          <w:szCs w:val="28"/>
+        </w:rPr>
+      </w:pPr>
+      <w:r>
+        <w:rPr>
+          <w:rFonts w:ascii="Times New Roman" w:hAnsi="Times New Roman"/>
+          <w:sz w:val="26"/>
+          <w:szCs w:val="26"/>
+        </w:rPr>
+        <w:t>Loại giấy tờ pháp lý</w:t>
+      </w:r>
+      <w:r>
+        <w:rPr>
+          <w:rFonts w:ascii="Times New Roman" w:hAnsi="Times New Roman"/>
+          <w:sz w:val="26"/>
+          <w:szCs w:val="26"/>
+        </w:rPr>
+        <w:t>: Hộ chiếu nước ngoài</w:t>
+      </w:r>
+    </w:p>
+    <w:p>
+      <w:pPr>
+        <w:pStyle w:val="ListParagraph"/>
+        <w:numPr>
+          <w:ilvl w:val="2"/>
+          <w:numId w:val="8"/>
+        </w:numPr>
+        <w:spacing w:after="120" w:line="240" w:lineRule="auto"/>
+        <w:ind w:right="0"/>
+        <w:jc w:val="both"/>
+        <w:rPr>
+          <w:rFonts w:ascii="Times New Roman" w:hAnsi="Times New Roman"/>
+          <w:sz w:val="28"/>
+          <w:szCs w:val="28"/>
+        </w:rPr>
+      </w:pPr>
+      <w:r>
+        <w:rPr>
+          <w:rFonts w:ascii="Times New Roman" w:hAnsi="Times New Roman"/>
+          <w:sz w:val="26"/>
+          <w:szCs w:val="26"/>
+        </w:rPr>
+        <w:t>Số hộ chiếu: EJ4788340; ngày cấp:</w:t>
+      </w:r>
+      <w:r>
+        <w:rPr>
+          <w:rFonts w:ascii="Times New Roman" w:hAnsi="Times New Roman"/>
+          <w:sz w:val="26"/>
+          <w:szCs w:val="26"/>
+        </w:rPr>
+        <w:t xml:space="preserve"> </w:t>
+      </w:r>
+      <w:r>
+        <w:rPr>
+          <w:rFonts w:ascii="Times New Roman" w:hAnsi="Times New Roman"/>
+          <w:sz w:val="26"/>
+          <w:szCs w:val="26"/>
+        </w:rPr>
+        <w:t>14/04/2021</w:t>
+      </w:r>
+      <w:r>
+        <w:rPr>
+          <w:rFonts w:ascii="Times New Roman" w:hAnsi="Times New Roman"/>
+          <w:sz w:val="26"/>
+          <w:szCs w:val="26"/>
+        </w:rPr>
+        <w:t>;</w:t>
+      </w:r>
+      <w:r>
+        <w:rPr>
+          <w:rFonts w:ascii="Times New Roman" w:hAnsi="Times New Roman"/>
+          <w:sz w:val="26"/>
+          <w:szCs w:val="26"/>
+        </w:rPr>
+        <w:t xml:space="preserve"> Nơi cấp: Tổng lãnh sự quán CHND Trung Hoa tại Thành phố Hồ Chí Minh</w:t>
+      </w:r>
+    </w:p>
+    <w:p>
+      <w:pPr>
+        <w:pStyle w:val="ListParagraph"/>
+        <w:numPr>
+          <w:ilvl w:val="2"/>
+          <w:numId w:val="8"/>
+        </w:numPr>
+        <w:spacing w:after="120" w:line="240" w:lineRule="auto"/>
+        <w:ind w:right="0"/>
+        <w:jc w:val="both"/>
+        <w:rPr>
+          <w:rFonts w:ascii="Times New Roman" w:hAnsi="Times New Roman"/>
+          <w:sz w:val="28"/>
+          <w:szCs w:val="28"/>
+        </w:rPr>
+      </w:pPr>
+      <w:r>
+        <w:rPr>
+          <w:rFonts w:ascii="Times New Roman" w:hAnsi="Times New Roman"/>
+          <w:sz w:val="26"/>
+          <w:szCs w:val="26"/>
+        </w:rPr>
+        <w:t>Địa chỉ liên lạc</w:t>
+      </w:r>
+      <w:r>
+        <w:rPr>
+          <w:rFonts w:ascii="Times New Roman" w:hAnsi="Times New Roman"/>
+          <w:sz w:val="28"/>
+          <w:szCs w:val="28"/>
+        </w:rPr>
+        <w:t>:</w:t>
+      </w:r>
+      <w:r>
+        <w:rPr>
+          <w:rFonts w:ascii="Times New Roman" w:hAnsi="Times New Roman"/>
+          <w:sz w:val="28"/>
+          <w:szCs w:val="28"/>
+        </w:rPr>
+        <w:t xml:space="preserve"> </w:t>
+      </w:r>
+      <w:r>
+        <w:rPr>
+          <w:rFonts w:ascii="Times New Roman" w:hAnsi="Times New Roman"/>
+          <w:sz w:val="26"/>
+          <w:szCs w:val="26"/>
+        </w:rPr>
+        <w:t>Thửa đất số 12, Tờ bản đồ số 110, Khu phố Bình Thuận 2, Phường Thuận Giao, Thành phố Hồ Chí Minh</w:t>
+      </w:r>
+      <w:r>
+        <w:rPr>
+          <w:rFonts w:ascii="Times New Roman" w:hAnsi="Times New Roman"/>
+          <w:sz w:val="28"/>
+          <w:szCs w:val="28"/>
+        </w:rPr>
+        <w:t>, Việt Nam</w:t>
+      </w:r>
+    </w:p>
+    <w:p>
+      <w:pPr>
+        <w:pStyle w:val="ListParagraph"/>
+        <w:numPr>
+          <w:ilvl w:val="2"/>
+          <w:numId w:val="8"/>
+        </w:numPr>
+        <w:spacing w:after="120" w:line="240" w:lineRule="auto"/>
+        <w:ind w:right="0"/>
+        <w:jc w:val="both"/>
+        <w:rPr>
+          <w:rFonts w:ascii="Times New Roman" w:hAnsi="Times New Roman"/>
+          <w:sz w:val="28"/>
+          <w:szCs w:val="28"/>
+        </w:rPr>
+      </w:pPr>
+      <w:r>
+        <w:rPr>
+          <w:rFonts w:ascii="Times New Roman" w:hAnsi="Times New Roman"/>
+          <w:sz w:val="26"/>
+          <w:szCs w:val="26"/>
+        </w:rPr>
+        <w:t>Địa chỉ thường trú</w:t>
+      </w:r>
+      <w:r>
+        <w:rPr>
+          <w:rFonts w:ascii="Times New Roman" w:hAnsi="Times New Roman"/>
+          <w:sz w:val="28"/>
+          <w:szCs w:val="28"/>
+        </w:rPr>
+        <w:t>:</w:t>
+      </w:r>
+      <w:r>
+        <w:rPr>
+          <w:rFonts w:ascii="Times New Roman" w:hAnsi="Times New Roman"/>
+          <w:sz w:val="28"/>
+          <w:szCs w:val="28"/>
+        </w:rPr>
+        <w:t xml:space="preserve"> </w:t>
+      </w:r>
+      <w:r>
+        <w:rPr>
+          <w:rFonts w:ascii="Times New Roman" w:hAnsi="Times New Roman"/>
+          <w:sz w:val="26"/>
+          <w:szCs w:val="26"/>
+        </w:rPr>
+        <w:t>Vườn Xinlong, Đường Dongfeng West, Thị trấn Laolong, Huyện Longchuan,</w:t>
+      </w:r>
+      <w:r>
+        <w:rPr>
+          <w:rFonts w:ascii="Times New Roman" w:hAnsi="Times New Roman"/>
+          <w:sz w:val="26"/>
+          <w:szCs w:val="26"/>
+        </w:rPr>
+        <w:t xml:space="preserve"> </w:t>
+      </w:r>
+      <w:r>
+        <w:rPr>
+          <w:rFonts w:ascii="Times New Roman" w:hAnsi="Times New Roman"/>
+          <w:sz w:val="26"/>
+          <w:szCs w:val="26"/>
+        </w:rPr>
+        <w:t xml:space="preserve"> Thành phố Heyuan, Tỉnh Quảng Đông, Trung Quốc</w:t>
+      </w:r>
+    </w:p>
+    <w:p>
+      <w:pPr>
+        <w:pStyle w:val="ListParagraph"/>
+        <w:numPr>
+          <w:ilvl w:val="2"/>
+          <w:numId w:val="8"/>
+        </w:numPr>
+        <w:spacing w:after="120" w:line="240" w:lineRule="auto"/>
+        <w:ind w:right="0"/>
+        <w:jc w:val="both"/>
+        <w:rPr>
+          <w:rFonts w:ascii="Times New Roman" w:hAnsi="Times New Roman"/>
+          <w:sz w:val="28"/>
+          <w:szCs w:val="28"/>
+        </w:rPr>
+      </w:pPr>
+      <w:r>
+        <w:rPr>
+          <w:rFonts w:ascii="Times New Roman" w:hAnsi="Times New Roman"/>
+          <w:sz w:val="26"/>
+          <w:szCs w:val="26"/>
+        </w:rPr>
+        <w:t>Số điện thoại</w:t>
+      </w:r>
+      <w:r>
+        <w:rPr>
+          <w:rFonts w:ascii="Times New Roman" w:hAnsi="Times New Roman"/>
+          <w:sz w:val="28"/>
+          <w:szCs w:val="28"/>
+        </w:rPr>
+        <w:t>:</w:t>
+      </w:r>
+      <w:r>
+        <w:rPr>
+          <w:rFonts w:ascii="Times New Roman" w:hAnsi="Times New Roman"/>
+          <w:sz w:val="28"/>
+          <w:szCs w:val="28"/>
+        </w:rPr>
+        <w:t xml:space="preserve"> </w:t>
+      </w:r>
+      <w:r>
+        <w:rPr>
+          <w:rFonts w:ascii="Times New Roman" w:hAnsi="Times New Roman"/>
+          <w:sz w:val="26"/>
+          <w:szCs w:val="26"/>
+        </w:rPr>
+        <w:t xml:space="preserve">0938767090   </w:t>
+      </w:r>
+    </w:p>
+    <w:p>
+      <w:pPr>
+        <w:pStyle w:val="ListParagraph"/>
+        <w:spacing w:after="120" w:line="240" w:lineRule="auto"/>
+        <w:ind w:left="1800" w:right="0"/>
+        <w:jc w:val="both"/>
+        <w:rPr>
+          <w:rFonts w:ascii="Times New Roman" w:hAnsi="Times New Roman"/>
+          <w:sz w:val="28"/>
+          <w:szCs w:val="28"/>
+        </w:rPr>
+      </w:pPr>
+    </w:p>
+    <w:p>
+      <w:pPr>
+        <w:pStyle w:val="ListParagraph"/>
+        <w:spacing w:after="120" w:line="240" w:lineRule="auto"/>
+        <w:ind w:left="1800" w:right="0"/>
+        <w:jc w:val="both"/>
+        <w:rPr>
+          <w:rFonts w:ascii="Times New Roman" w:hAnsi="Times New Roman"/>
           <w:sz w:val="28"/>
           <w:szCs w:val="28"/>
         </w:rPr>
@@ -1065,6 +2110,7 @@
               <w:rPr>
                 <w:rFonts w:ascii="Times New Roman" w:hAnsi="Times New Roman" w:cs="Times New Roman"/>
               </w:rPr>
+              <w:lastRenderedPageBreak/>
               <w:t>2</w:t>
             </w:r>
           </w:p>
@@ -1662,7 +2708,6 @@
                 <w:sz w:val="28"/>
                 <w:szCs w:val="28"/>
               </w:rPr>
-              <w:lastRenderedPageBreak/>
               <w:t>STT</w:t>
             </w:r>
           </w:p>
@@ -1784,8 +2829,6 @@
               </w:rPr>
               <w:br/>
             </w:r>
-            <w:bookmarkStart w:id="0" w:name="_GoBack"/>
-            <w:bookmarkEnd w:id="0"/>
           </w:p>
         </w:tc>
         <w:tc>
@@ -1941,6 +2984,12 @@
                 <w:rFonts w:ascii="Times New Roman" w:hAnsi="Times New Roman" w:cs="Times New Roman"/>
               </w:rPr>
               <w:br/>
+            </w:r>
+            <w:r>
+              <w:rPr>
+                <w:rFonts w:ascii="Times New Roman" w:hAnsi="Times New Roman" w:cs="Times New Roman"/>
+              </w:rPr>
+              <w:lastRenderedPageBreak/>
               <w:t>Chi tiết: Bán lẻ hàng lưu niệm, hàng đan lát, hàng thủ công mỹ nghệ</w:t>
             </w:r>
           </w:p>
@@ -1959,6 +3008,7 @@
               <w:rPr>
                 <w:rFonts w:ascii="Times New Roman" w:hAnsi="Times New Roman" w:cs="Times New Roman"/>
               </w:rPr>
+              <w:lastRenderedPageBreak/>
               <w:t>4773</w:t>
             </w:r>
           </w:p>
@@ -3260,6 +4310,315 @@
     </w:lvl>
   </w:abstractNum>
   <w:abstractNum w:abstractNumId="3" w15:restartNumberingAfterBreak="0">
+    <w:nsid w:val="367562D8"/>
+    <w:multiLevelType w:val="hybridMultilevel"/>
+    <w:tmpl w:val="686EA222"/>
+    <w:lvl w:ilvl="0" w:tplc="0409000F">
+      <w:start w:val="1"/>
+      <w:numFmt w:val="decimal"/>
+      <w:lvlText w:val="%1."/>
+      <w:lvlJc w:val="left"/>
+      <w:pPr>
+        <w:ind w:left="1080" w:hanging="360"/>
+      </w:pPr>
+    </w:lvl>
+    <w:lvl w:ilvl="1" w:tplc="04090019" w:tentative="1">
+      <w:start w:val="1"/>
+      <w:numFmt w:val="lowerLetter"/>
+      <w:lvlText w:val="%2."/>
+      <w:lvlJc w:val="left"/>
+      <w:pPr>
+        <w:ind w:left="1800" w:hanging="360"/>
+      </w:pPr>
+    </w:lvl>
+    <w:lvl w:ilvl="2" w:tplc="0409001B" w:tentative="1">
+      <w:start w:val="1"/>
+      <w:numFmt w:val="lowerRoman"/>
+      <w:lvlText w:val="%3."/>
+      <w:lvlJc w:val="right"/>
+      <w:pPr>
+        <w:ind w:left="2520" w:hanging="180"/>
+      </w:pPr>
+    </w:lvl>
+    <w:lvl w:ilvl="3" w:tplc="0409000F" w:tentative="1">
+      <w:start w:val="1"/>
+      <w:numFmt w:val="decimal"/>
+      <w:lvlText w:val="%4."/>
+      <w:lvlJc w:val="left"/>
+      <w:pPr>
+        <w:ind w:left="3240" w:hanging="360"/>
+      </w:pPr>
+    </w:lvl>
+    <w:lvl w:ilvl="4" w:tplc="04090019" w:tentative="1">
+      <w:start w:val="1"/>
+      <w:numFmt w:val="lowerLetter"/>
+      <w:lvlText w:val="%5."/>
+      <w:lvlJc w:val="left"/>
+      <w:pPr>
+        <w:ind w:left="3960" w:hanging="360"/>
+      </w:pPr>
+    </w:lvl>
+    <w:lvl w:ilvl="5" w:tplc="0409001B" w:tentative="1">
+      <w:start w:val="1"/>
+      <w:numFmt w:val="lowerRoman"/>
+      <w:lvlText w:val="%6."/>
+      <w:lvlJc w:val="right"/>
+      <w:pPr>
+        <w:ind w:left="4680" w:hanging="180"/>
+      </w:pPr>
+    </w:lvl>
+    <w:lvl w:ilvl="6" w:tplc="0409000F" w:tentative="1">
+      <w:start w:val="1"/>
+      <w:numFmt w:val="decimal"/>
+      <w:lvlText w:val="%7."/>
+      <w:lvlJc w:val="left"/>
+      <w:pPr>
+        <w:ind w:left="5400" w:hanging="360"/>
+      </w:pPr>
+    </w:lvl>
+    <w:lvl w:ilvl="7" w:tplc="04090019" w:tentative="1">
+      <w:start w:val="1"/>
+      <w:numFmt w:val="lowerLetter"/>
+      <w:lvlText w:val="%8."/>
+      <w:lvlJc w:val="left"/>
+      <w:pPr>
+        <w:ind w:left="6120" w:hanging="360"/>
+      </w:pPr>
+    </w:lvl>
+    <w:lvl w:ilvl="8" w:tplc="0409001B" w:tentative="1">
+      <w:start w:val="1"/>
+      <w:numFmt w:val="lowerRoman"/>
+      <w:lvlText w:val="%9."/>
+      <w:lvlJc w:val="right"/>
+      <w:pPr>
+        <w:ind w:left="6840" w:hanging="180"/>
+      </w:pPr>
+    </w:lvl>
+  </w:abstractNum>
+  <w:abstractNum w:abstractNumId="4" w15:restartNumberingAfterBreak="0">
+    <w:nsid w:val="39193C5C"/>
+    <w:multiLevelType w:val="hybridMultilevel"/>
+    <w:tmpl w:val="D506F4AC"/>
+    <w:lvl w:ilvl="0" w:tplc="639E1B32">
+      <w:numFmt w:val="bullet"/>
+      <w:lvlText w:val="-"/>
+      <w:lvlJc w:val="left"/>
+      <w:pPr>
+        <w:ind w:left="1440" w:hanging="360"/>
+      </w:pPr>
+      <w:rPr>
+        <w:rFonts w:ascii="Times New Roman" w:eastAsia="Calibri" w:hAnsi="Times New Roman" w:cs="Times New Roman" w:hint="default"/>
+      </w:rPr>
+    </w:lvl>
+    <w:lvl w:ilvl="1" w:tplc="04090003" w:tentative="1">
+      <w:start w:val="1"/>
+      <w:numFmt w:val="bullet"/>
+      <w:lvlText w:val="o"/>
+      <w:lvlJc w:val="left"/>
+      <w:pPr>
+        <w:ind w:left="2160" w:hanging="360"/>
+      </w:pPr>
+      <w:rPr>
+        <w:rFonts w:ascii="Courier New" w:hAnsi="Courier New" w:cs="Courier New" w:hint="default"/>
+      </w:rPr>
+    </w:lvl>
+    <w:lvl w:ilvl="2" w:tplc="04090005" w:tentative="1">
+      <w:start w:val="1"/>
+      <w:numFmt w:val="bullet"/>
+      <w:lvlText w:val=""/>
+      <w:lvlJc w:val="left"/>
+      <w:pPr>
+        <w:ind w:left="2880" w:hanging="360"/>
+      </w:pPr>
+      <w:rPr>
+        <w:rFonts w:ascii="Wingdings" w:hAnsi="Wingdings" w:hint="default"/>
+      </w:rPr>
+    </w:lvl>
+    <w:lvl w:ilvl="3" w:tplc="04090001" w:tentative="1">
+      <w:start w:val="1"/>
+      <w:numFmt w:val="bullet"/>
+      <w:lvlText w:val=""/>
+      <w:lvlJc w:val="left"/>
+      <w:pPr>
+        <w:ind w:left="3600" w:hanging="360"/>
+      </w:pPr>
+      <w:rPr>
+        <w:rFonts w:ascii="Symbol" w:hAnsi="Symbol" w:hint="default"/>
+      </w:rPr>
+    </w:lvl>
+    <w:lvl w:ilvl="4" w:tplc="04090003" w:tentative="1">
+      <w:start w:val="1"/>
+      <w:numFmt w:val="bullet"/>
+      <w:lvlText w:val="o"/>
+      <w:lvlJc w:val="left"/>
+      <w:pPr>
+        <w:ind w:left="4320" w:hanging="360"/>
+      </w:pPr>
+      <w:rPr>
+        <w:rFonts w:ascii="Courier New" w:hAnsi="Courier New" w:cs="Courier New" w:hint="default"/>
+      </w:rPr>
+    </w:lvl>
+    <w:lvl w:ilvl="5" w:tplc="04090005" w:tentative="1">
+      <w:start w:val="1"/>
+      <w:numFmt w:val="bullet"/>
+      <w:lvlText w:val=""/>
+      <w:lvlJc w:val="left"/>
+      <w:pPr>
+        <w:ind w:left="5040" w:hanging="360"/>
+      </w:pPr>
+      <w:rPr>
+        <w:rFonts w:ascii="Wingdings" w:hAnsi="Wingdings" w:hint="default"/>
+      </w:rPr>
+    </w:lvl>
+    <w:lvl w:ilvl="6" w:tplc="04090001" w:tentative="1">
+      <w:start w:val="1"/>
+      <w:numFmt w:val="bullet"/>
+      <w:lvlText w:val=""/>
+      <w:lvlJc w:val="left"/>
+      <w:pPr>
+        <w:ind w:left="5760" w:hanging="360"/>
+      </w:pPr>
+      <w:rPr>
+        <w:rFonts w:ascii="Symbol" w:hAnsi="Symbol" w:hint="default"/>
+      </w:rPr>
+    </w:lvl>
+    <w:lvl w:ilvl="7" w:tplc="04090003" w:tentative="1">
+      <w:start w:val="1"/>
+      <w:numFmt w:val="bullet"/>
+      <w:lvlText w:val="o"/>
+      <w:lvlJc w:val="left"/>
+      <w:pPr>
+        <w:ind w:left="6480" w:hanging="360"/>
+      </w:pPr>
+      <w:rPr>
+        <w:rFonts w:ascii="Courier New" w:hAnsi="Courier New" w:cs="Courier New" w:hint="default"/>
+      </w:rPr>
+    </w:lvl>
+    <w:lvl w:ilvl="8" w:tplc="04090005" w:tentative="1">
+      <w:start w:val="1"/>
+      <w:numFmt w:val="bullet"/>
+      <w:lvlText w:val=""/>
+      <w:lvlJc w:val="left"/>
+      <w:pPr>
+        <w:ind w:left="7200" w:hanging="360"/>
+      </w:pPr>
+      <w:rPr>
+        <w:rFonts w:ascii="Wingdings" w:hAnsi="Wingdings" w:hint="default"/>
+      </w:rPr>
+    </w:lvl>
+  </w:abstractNum>
+  <w:abstractNum w:abstractNumId="5" w15:restartNumberingAfterBreak="0">
+    <w:nsid w:val="57C023D1"/>
+    <w:multiLevelType w:val="hybridMultilevel"/>
+    <w:tmpl w:val="5AD6510C"/>
+    <w:lvl w:ilvl="0" w:tplc="639E1B32">
+      <w:numFmt w:val="bullet"/>
+      <w:lvlText w:val="-"/>
+      <w:lvlJc w:val="left"/>
+      <w:pPr>
+        <w:ind w:left="1800" w:hanging="360"/>
+      </w:pPr>
+      <w:rPr>
+        <w:rFonts w:ascii="Times New Roman" w:eastAsia="Calibri" w:hAnsi="Times New Roman" w:cs="Times New Roman" w:hint="default"/>
+      </w:rPr>
+    </w:lvl>
+    <w:lvl w:ilvl="1" w:tplc="639E1B32">
+      <w:numFmt w:val="bullet"/>
+      <w:lvlText w:val="-"/>
+      <w:lvlJc w:val="left"/>
+      <w:pPr>
+        <w:ind w:left="1800" w:hanging="360"/>
+      </w:pPr>
+      <w:rPr>
+        <w:rFonts w:ascii="Times New Roman" w:eastAsia="Calibri" w:hAnsi="Times New Roman" w:cs="Times New Roman" w:hint="default"/>
+      </w:rPr>
+    </w:lvl>
+    <w:lvl w:ilvl="2" w:tplc="04090005">
+      <w:start w:val="1"/>
+      <w:numFmt w:val="bullet"/>
+      <w:lvlText w:val=""/>
+      <w:lvlJc w:val="left"/>
+      <w:pPr>
+        <w:ind w:left="2520" w:hanging="360"/>
+      </w:pPr>
+      <w:rPr>
+        <w:rFonts w:ascii="Wingdings" w:hAnsi="Wingdings" w:hint="default"/>
+      </w:rPr>
+    </w:lvl>
+    <w:lvl w:ilvl="3" w:tplc="04090001" w:tentative="1">
+      <w:start w:val="1"/>
+      <w:numFmt w:val="bullet"/>
+      <w:lvlText w:val=""/>
+      <w:lvlJc w:val="left"/>
+      <w:pPr>
+        <w:ind w:left="3240" w:hanging="360"/>
+      </w:pPr>
+      <w:rPr>
+        <w:rFonts w:ascii="Symbol" w:hAnsi="Symbol" w:hint="default"/>
+      </w:rPr>
+    </w:lvl>
+    <w:lvl w:ilvl="4" w:tplc="04090003" w:tentative="1">
+      <w:start w:val="1"/>
+      <w:numFmt w:val="bullet"/>
+      <w:lvlText w:val="o"/>
+      <w:lvlJc w:val="left"/>
+      <w:pPr>
+        <w:ind w:left="3960" w:hanging="360"/>
+      </w:pPr>
+      <w:rPr>
+        <w:rFonts w:ascii="Courier New" w:hAnsi="Courier New" w:cs="Courier New" w:hint="default"/>
+      </w:rPr>
+    </w:lvl>
+    <w:lvl w:ilvl="5" w:tplc="04090005" w:tentative="1">
+      <w:start w:val="1"/>
+      <w:numFmt w:val="bullet"/>
+      <w:lvlText w:val=""/>
+      <w:lvlJc w:val="left"/>
+      <w:pPr>
+        <w:ind w:left="4680" w:hanging="360"/>
+      </w:pPr>
+      <w:rPr>
+        <w:rFonts w:ascii="Wingdings" w:hAnsi="Wingdings" w:hint="default"/>
+      </w:rPr>
+    </w:lvl>
+    <w:lvl w:ilvl="6" w:tplc="04090001" w:tentative="1">
+      <w:start w:val="1"/>
+      <w:numFmt w:val="bullet"/>
+      <w:lvlText w:val=""/>
+      <w:lvlJc w:val="left"/>
+      <w:pPr>
+        <w:ind w:left="5400" w:hanging="360"/>
+      </w:pPr>
+      <w:rPr>
+        <w:rFonts w:ascii="Symbol" w:hAnsi="Symbol" w:hint="default"/>
+      </w:rPr>
+    </w:lvl>
+    <w:lvl w:ilvl="7" w:tplc="04090003" w:tentative="1">
+      <w:start w:val="1"/>
+      <w:numFmt w:val="bullet"/>
+      <w:lvlText w:val="o"/>
+      <w:lvlJc w:val="left"/>
+      <w:pPr>
+        <w:ind w:left="6120" w:hanging="360"/>
+      </w:pPr>
+      <w:rPr>
+        <w:rFonts w:ascii="Courier New" w:hAnsi="Courier New" w:cs="Courier New" w:hint="default"/>
+      </w:rPr>
+    </w:lvl>
+    <w:lvl w:ilvl="8" w:tplc="04090005" w:tentative="1">
+      <w:start w:val="1"/>
+      <w:numFmt w:val="bullet"/>
+      <w:lvlText w:val=""/>
+      <w:lvlJc w:val="left"/>
+      <w:pPr>
+        <w:ind w:left="6840" w:hanging="360"/>
+      </w:pPr>
+      <w:rPr>
+        <w:rFonts w:ascii="Wingdings" w:hAnsi="Wingdings" w:hint="default"/>
+      </w:rPr>
+    </w:lvl>
+  </w:abstractNum>
+  <w:abstractNum w:abstractNumId="6" w15:restartNumberingAfterBreak="0">
     <w:nsid w:val="628A02F7"/>
     <w:multiLevelType w:val="hybridMultilevel"/>
     <w:tmpl w:val="39EEB2BC"/>
@@ -3371,7 +4730,7 @@
       </w:rPr>
     </w:lvl>
   </w:abstractNum>
-  <w:abstractNum w:abstractNumId="4" w15:restartNumberingAfterBreak="0">
+  <w:abstractNum w:abstractNumId="7" w15:restartNumberingAfterBreak="0">
     <w:nsid w:val="62A75ED6"/>
     <w:multiLevelType w:val="hybridMultilevel"/>
     <w:tmpl w:val="57A0F756"/>
@@ -3489,16 +4848,25 @@
     <w:abstractNumId w:val="1"/>
   </w:num>
   <w:num w:numId="2">
-    <w:abstractNumId w:val="3"/>
+    <w:abstractNumId w:val="6"/>
   </w:num>
   <w:num w:numId="3">
-    <w:abstractNumId w:val="4"/>
+    <w:abstractNumId w:val="7"/>
   </w:num>
   <w:num w:numId="4">
     <w:abstractNumId w:val="2"/>
   </w:num>
   <w:num w:numId="5">
     <w:abstractNumId w:val="0"/>
+  </w:num>
+  <w:num w:numId="6">
+    <w:abstractNumId w:val="3"/>
+  </w:num>
+  <w:num w:numId="7">
+    <w:abstractNumId w:val="4"/>
+  </w:num>
+  <w:num w:numId="8">
+    <w:abstractNumId w:val="5"/>
   </w:num>
 </w:numbering>
 </file>
